--- a/06_manuscript/ijir_v0_1_20260720/03_submission_files/IJIR_STROBE_MR_Checklist_v0_1.docx
+++ b/06_manuscript/ijir_v0_1_20260720/03_submission_files/IJIR_STROBE_MR_Checklist_v0_1.docx
@@ -1579,7 +1579,7 @@
                 <w:rFonts w:ascii="Times New Roman" w:hAnsi="Times New Roman"/>
                 <w:sz w:val="18"/>
               </w:rPr>
-              <w:t>Source terms, planned DOI repository, hash receipts and LLM role reported.</w:t>
+              <w:t>Source terms, public version DOI, hash receipts and LLM role reported.</w:t>
             </w:r>
           </w:p>
         </w:tc>
